--- a/docs/downloads/04-solution-and-architecture.docx
+++ b/docs/downloads/04-solution-and-architecture.docx
@@ -133,7 +133,7 @@
               <a:graphicData uri="http://schemas.openxmlformats.org/drawingml/2006/picture">
                 <pic:pic>
                   <pic:nvPicPr>
-                    <pic:cNvPr descr="/tmp/tmpb7fcviaa/04-solution-and-architecture-1.png" id="22" name="Picture"/>
+                    <pic:cNvPr descr="/tmp/tmpm33eht53/04-solution-and-architecture-1.png" id="22" name="Picture"/>
                     <pic:cNvPicPr>
                       <a:picLocks noChangeArrowheads="1" noChangeAspect="1"/>
                     </pic:cNvPicPr>
@@ -263,7 +263,7 @@
               <a:graphicData uri="http://schemas.openxmlformats.org/drawingml/2006/picture">
                 <pic:pic>
                   <pic:nvPicPr>
-                    <pic:cNvPr descr="/tmp/tmpb7fcviaa/04-solution-and-architecture-2.png" id="26" name="Picture"/>
+                    <pic:cNvPr descr="/tmp/tmpm33eht53/04-solution-and-architecture-2.png" id="26" name="Picture"/>
                     <pic:cNvPicPr>
                       <a:picLocks noChangeArrowheads="1" noChangeAspect="1"/>
                     </pic:cNvPicPr>
@@ -410,7 +410,7 @@
               <a:graphicData uri="http://schemas.openxmlformats.org/drawingml/2006/picture">
                 <pic:pic>
                   <pic:nvPicPr>
-                    <pic:cNvPr descr="/tmp/tmpb7fcviaa/04-solution-and-architecture-3.png" id="30" name="Picture"/>
+                    <pic:cNvPr descr="/tmp/tmpm33eht53/04-solution-and-architecture-3.png" id="30" name="Picture"/>
                     <pic:cNvPicPr>
                       <a:picLocks noChangeArrowheads="1" noChangeAspect="1"/>
                     </pic:cNvPicPr>
@@ -581,7 +581,7 @@
               <a:graphicData uri="http://schemas.openxmlformats.org/drawingml/2006/picture">
                 <pic:pic>
                   <pic:nvPicPr>
-                    <pic:cNvPr descr="/tmp/tmpb7fcviaa/04-solution-and-architecture-4.png" id="34" name="Picture"/>
+                    <pic:cNvPr descr="/tmp/tmpm33eht53/04-solution-and-architecture-4.png" id="34" name="Picture"/>
                     <pic:cNvPicPr>
                       <a:picLocks noChangeArrowheads="1" noChangeAspect="1"/>
                     </pic:cNvPicPr>
@@ -1091,7 +1091,7 @@
               <a:graphicData uri="http://schemas.openxmlformats.org/drawingml/2006/picture">
                 <pic:pic>
                   <pic:nvPicPr>
-                    <pic:cNvPr descr="/tmp/tmpb7fcviaa/04-solution-and-architecture-5.png" id="38" name="Picture"/>
+                    <pic:cNvPr descr="/tmp/tmpm33eht53/04-solution-and-architecture-5.png" id="38" name="Picture"/>
                     <pic:cNvPicPr>
                       <a:picLocks noChangeArrowheads="1" noChangeAspect="1"/>
                     </pic:cNvPicPr>
@@ -1223,7 +1223,7 @@
               <a:graphicData uri="http://schemas.openxmlformats.org/drawingml/2006/picture">
                 <pic:pic>
                   <pic:nvPicPr>
-                    <pic:cNvPr descr="/tmp/tmpb7fcviaa/04-solution-and-architecture-6.png" id="42" name="Picture"/>
+                    <pic:cNvPr descr="/tmp/tmpm33eht53/04-solution-and-architecture-6.png" id="42" name="Picture"/>
                     <pic:cNvPicPr>
                       <a:picLocks noChangeArrowheads="1" noChangeAspect="1"/>
                     </pic:cNvPicPr>
@@ -1396,7 +1396,7 @@
               <a:graphicData uri="http://schemas.openxmlformats.org/drawingml/2006/picture">
                 <pic:pic>
                   <pic:nvPicPr>
-                    <pic:cNvPr descr="/tmp/tmpb7fcviaa/04-solution-and-architecture-7.png" id="46" name="Picture"/>
+                    <pic:cNvPr descr="/tmp/tmpm33eht53/04-solution-and-architecture-7.png" id="46" name="Picture"/>
                     <pic:cNvPicPr>
                       <a:picLocks noChangeArrowheads="1" noChangeAspect="1"/>
                     </pic:cNvPicPr>
@@ -1672,7 +1672,7 @@
               <w:t xml:space="preserve">“</w:t>
             </w:r>
             <w:r>
-              <w:t xml:space="preserve">Carrier F, 53% on time (A is 75%).</w:t>
+              <w:t xml:space="preserve">Carrier F: 54% on time to the Southeast when nothing else is wrong; A, B and C are about 99%.</w:t>
             </w:r>
             <w:r>
               <w:t xml:space="preserve">”</w:t>
@@ -1734,14 +1734,14 @@
       <w:r>
         <w:drawing>
           <wp:inline>
-            <wp:extent cx="5334000" cy="471439"/>
+            <wp:extent cx="5334000" cy="562359"/>
             <wp:effectExtent b="0" l="0" r="0" t="0"/>
             <wp:docPr descr="" title="" id="49" name="Picture"/>
             <a:graphic>
               <a:graphicData uri="http://schemas.openxmlformats.org/drawingml/2006/picture">
                 <pic:pic>
                   <pic:nvPicPr>
-                    <pic:cNvPr descr="/tmp/tmpb7fcviaa/04-solution-and-architecture-8.png" id="50" name="Picture"/>
+                    <pic:cNvPr descr="/tmp/tmpm33eht53/04-solution-and-architecture-8.png" id="50" name="Picture"/>
                     <pic:cNvPicPr>
                       <a:picLocks noChangeArrowheads="1" noChangeAspect="1"/>
                     </pic:cNvPicPr>
@@ -1755,7 +1755,7 @@
                   <pic:spPr bwMode="auto">
                     <a:xfrm>
                       <a:off x="0" y="0"/>
-                      <a:ext cx="5334000" cy="471439"/>
+                      <a:ext cx="5334000" cy="562359"/>
                     </a:xfrm>
                     <a:prstGeom prst="rect">
                       <a:avLst/>
@@ -1882,7 +1882,7 @@
               <a:graphicData uri="http://schemas.openxmlformats.org/drawingml/2006/picture">
                 <pic:pic>
                   <pic:nvPicPr>
-                    <pic:cNvPr descr="/tmp/tmpb7fcviaa/04-solution-and-architecture-9.png" id="54" name="Picture"/>
+                    <pic:cNvPr descr="/tmp/tmpm33eht53/04-solution-and-architecture-9.png" id="54" name="Picture"/>
                     <pic:cNvPicPr>
                       <a:picLocks noChangeArrowheads="1" noChangeAspect="1"/>
                     </pic:cNvPicPr>

--- a/docs/downloads/04-solution-and-architecture.docx
+++ b/docs/downloads/04-solution-and-architecture.docx
@@ -133,7 +133,7 @@
               <a:graphicData uri="http://schemas.openxmlformats.org/drawingml/2006/picture">
                 <pic:pic>
                   <pic:nvPicPr>
-                    <pic:cNvPr descr="/tmp/tmpm33eht53/04-solution-and-architecture-1.png" id="22" name="Picture"/>
+                    <pic:cNvPr descr="/tmp/tmp57pkfi58/04-solution-and-architecture-1.png" id="22" name="Picture"/>
                     <pic:cNvPicPr>
                       <a:picLocks noChangeArrowheads="1" noChangeAspect="1"/>
                     </pic:cNvPicPr>
@@ -263,7 +263,7 @@
               <a:graphicData uri="http://schemas.openxmlformats.org/drawingml/2006/picture">
                 <pic:pic>
                   <pic:nvPicPr>
-                    <pic:cNvPr descr="/tmp/tmpm33eht53/04-solution-and-architecture-2.png" id="26" name="Picture"/>
+                    <pic:cNvPr descr="/tmp/tmp57pkfi58/04-solution-and-architecture-2.png" id="26" name="Picture"/>
                     <pic:cNvPicPr>
                       <a:picLocks noChangeArrowheads="1" noChangeAspect="1"/>
                     </pic:cNvPicPr>
@@ -410,7 +410,7 @@
               <a:graphicData uri="http://schemas.openxmlformats.org/drawingml/2006/picture">
                 <pic:pic>
                   <pic:nvPicPr>
-                    <pic:cNvPr descr="/tmp/tmpm33eht53/04-solution-and-architecture-3.png" id="30" name="Picture"/>
+                    <pic:cNvPr descr="/tmp/tmp57pkfi58/04-solution-and-architecture-3.png" id="30" name="Picture"/>
                     <pic:cNvPicPr>
                       <a:picLocks noChangeArrowheads="1" noChangeAspect="1"/>
                     </pic:cNvPicPr>
@@ -581,7 +581,7 @@
               <a:graphicData uri="http://schemas.openxmlformats.org/drawingml/2006/picture">
                 <pic:pic>
                   <pic:nvPicPr>
-                    <pic:cNvPr descr="/tmp/tmpm33eht53/04-solution-and-architecture-4.png" id="34" name="Picture"/>
+                    <pic:cNvPr descr="/tmp/tmp57pkfi58/04-solution-and-architecture-4.png" id="34" name="Picture"/>
                     <pic:cNvPicPr>
                       <a:picLocks noChangeArrowheads="1" noChangeAspect="1"/>
                     </pic:cNvPicPr>
@@ -1091,7 +1091,7 @@
               <a:graphicData uri="http://schemas.openxmlformats.org/drawingml/2006/picture">
                 <pic:pic>
                   <pic:nvPicPr>
-                    <pic:cNvPr descr="/tmp/tmpm33eht53/04-solution-and-architecture-5.png" id="38" name="Picture"/>
+                    <pic:cNvPr descr="/tmp/tmp57pkfi58/04-solution-and-architecture-5.png" id="38" name="Picture"/>
                     <pic:cNvPicPr>
                       <a:picLocks noChangeArrowheads="1" noChangeAspect="1"/>
                     </pic:cNvPicPr>
@@ -1223,7 +1223,7 @@
               <a:graphicData uri="http://schemas.openxmlformats.org/drawingml/2006/picture">
                 <pic:pic>
                   <pic:nvPicPr>
-                    <pic:cNvPr descr="/tmp/tmpm33eht53/04-solution-and-architecture-6.png" id="42" name="Picture"/>
+                    <pic:cNvPr descr="/tmp/tmp57pkfi58/04-solution-and-architecture-6.png" id="42" name="Picture"/>
                     <pic:cNvPicPr>
                       <a:picLocks noChangeArrowheads="1" noChangeAspect="1"/>
                     </pic:cNvPicPr>
@@ -1396,7 +1396,7 @@
               <a:graphicData uri="http://schemas.openxmlformats.org/drawingml/2006/picture">
                 <pic:pic>
                   <pic:nvPicPr>
-                    <pic:cNvPr descr="/tmp/tmpm33eht53/04-solution-and-architecture-7.png" id="46" name="Picture"/>
+                    <pic:cNvPr descr="/tmp/tmp57pkfi58/04-solution-and-architecture-7.png" id="46" name="Picture"/>
                     <pic:cNvPicPr>
                       <a:picLocks noChangeArrowheads="1" noChangeAspect="1"/>
                     </pic:cNvPicPr>
@@ -1741,7 +1741,7 @@
               <a:graphicData uri="http://schemas.openxmlformats.org/drawingml/2006/picture">
                 <pic:pic>
                   <pic:nvPicPr>
-                    <pic:cNvPr descr="/tmp/tmpm33eht53/04-solution-and-architecture-8.png" id="50" name="Picture"/>
+                    <pic:cNvPr descr="/tmp/tmp57pkfi58/04-solution-and-architecture-8.png" id="50" name="Picture"/>
                     <pic:cNvPicPr>
                       <a:picLocks noChangeArrowheads="1" noChangeAspect="1"/>
                     </pic:cNvPicPr>
@@ -1882,7 +1882,7 @@
               <a:graphicData uri="http://schemas.openxmlformats.org/drawingml/2006/picture">
                 <pic:pic>
                   <pic:nvPicPr>
-                    <pic:cNvPr descr="/tmp/tmpm33eht53/04-solution-and-architecture-9.png" id="54" name="Picture"/>
+                    <pic:cNvPr descr="/tmp/tmp57pkfi58/04-solution-and-architecture-9.png" id="54" name="Picture"/>
                     <pic:cNvPicPr>
                       <a:picLocks noChangeArrowheads="1" noChangeAspect="1"/>
                     </pic:cNvPicPr>
